--- a/reports/BAO_CAO_TIEN_DO_2.docx
+++ b/reports/BAO_CAO_TIEN_DO_2.docx
@@ -37,7 +37,7 @@
         <w:t>Ngày cập nhật:</w:t>
       </w:r>
       <w:r>
-        <w:t xml:space="preserve"> 09/10/2026 06:58 (Asia/Bangkok). Đây là bản chuẩn bị báo cáo hiện trạng, không xác nhận đã nộp giảng viên.</w:t>
+        <w:t xml:space="preserve"> 09/10/2026 07:11 (Asia/Bangkok). Đây là bản chuẩn bị báo cáo hiện trạng, không xác nhận đã nộp giảng viên.</w:t>
       </w:r>
     </w:p>
     <w:p>
@@ -8486,7 +8486,7 @@
         <w:jc w:val="both"/>
       </w:pPr>
       <w:r>
-        <w:t>Kiểm mã: 69/69 unit tests đạt; notebook 3/3 đạt. Nguồn verification_project.json; phép kiểm mã không thay benchmark full.</w:t>
+        <w:t>Kiểm mã sau tích hợp kho chung: 77/77 unit tests đạt; notebook 3/3 đạt. Nguồn verification_project.json; phép kiểm mã không thay benchmark full. Snapshot trước tích hợp: 69/69 tests đã đạt ngày 08/10; giữ như lịch sử, không cộng các snapshot thành số kiểm thử mới. Log sau tích hợp: reports/execution/unit_tests_post_merge.log; suite này không chạy suy luận demo Streamlit của Huy.</w:t>
       </w:r>
     </w:p>
     <w:p>
@@ -9425,6 +9425,7 @@
               <w:rPr>
                 <w:sz w:val="18"/>
               </w:rPr>
+              <w:lastRenderedPageBreak/>
               <w:t>balanced_global</w:t>
             </w:r>
           </w:p>
@@ -9746,7 +9747,6 @@
         <w:jc w:val="both"/>
       </w:pPr>
       <w:r>
-        <w:lastRenderedPageBreak/>
         <w:t xml:space="preserve">Ngưỡng phải được chọn trên validation của đúng model, tránh dùng test để điều chỉnh [4]. Năm nhãn hiếm chọn bằng train: grief, pride, relief, nervousness, embarrassment. Có bảng F1 trước/sau A tại </w:t>
       </w:r>
       <w:r>
@@ -11961,6 +11961,7 @@
               <w:rPr>
                 <w:sz w:val="18"/>
               </w:rPr>
+              <w:lastRenderedPageBreak/>
               <w:t>relief</w:t>
             </w:r>
           </w:p>
@@ -12531,7 +12532,6 @@
               <w:rPr>
                 <w:sz w:val="18"/>
               </w:rPr>
-              <w:lastRenderedPageBreak/>
               <w:t>nervousness</w:t>
             </w:r>
           </w:p>
@@ -13898,10 +13898,10 @@
         <w:tblLook w:val="04A0" w:firstRow="1" w:lastRow="0" w:firstColumn="1" w:lastColumn="0" w:noHBand="0" w:noVBand="1"/>
       </w:tblPr>
       <w:tblGrid>
-        <w:gridCol w:w="1496"/>
-        <w:gridCol w:w="3054"/>
-        <w:gridCol w:w="2947"/>
-        <w:gridCol w:w="2191"/>
+        <w:gridCol w:w="1408"/>
+        <w:gridCol w:w="2876"/>
+        <w:gridCol w:w="3342"/>
+        <w:gridCol w:w="2063"/>
       </w:tblGrid>
       <w:tr>
         <w:trPr>
@@ -13911,7 +13911,7 @@
         </w:trPr>
         <w:tc>
           <w:tcPr>
-            <w:tcW w:w="1496" w:type="dxa"/>
+            <w:tcW w:w="1408" w:type="dxa"/>
             <w:shd w:val="clear" w:color="auto" w:fill="E6EDF3"/>
             <w:tcMar>
               <w:top w:w="65" w:type="dxa"/>
@@ -13937,7 +13937,7 @@
         </w:tc>
         <w:tc>
           <w:tcPr>
-            <w:tcW w:w="3054" w:type="dxa"/>
+            <w:tcW w:w="2876" w:type="dxa"/>
             <w:shd w:val="clear" w:color="auto" w:fill="E6EDF3"/>
             <w:tcMar>
               <w:top w:w="65" w:type="dxa"/>
@@ -13963,7 +13963,7 @@
         </w:tc>
         <w:tc>
           <w:tcPr>
-            <w:tcW w:w="2947" w:type="dxa"/>
+            <w:tcW w:w="3342" w:type="dxa"/>
             <w:shd w:val="clear" w:color="auto" w:fill="E6EDF3"/>
             <w:tcMar>
               <w:top w:w="65" w:type="dxa"/>
@@ -13989,7 +13989,7 @@
         </w:tc>
         <w:tc>
           <w:tcPr>
-            <w:tcW w:w="2191" w:type="dxa"/>
+            <w:tcW w:w="2063" w:type="dxa"/>
             <w:shd w:val="clear" w:color="auto" w:fill="E6EDF3"/>
             <w:tcMar>
               <w:top w:w="65" w:type="dxa"/>
@@ -14021,7 +14021,7 @@
         </w:trPr>
         <w:tc>
           <w:tcPr>
-            <w:tcW w:w="1496" w:type="dxa"/>
+            <w:tcW w:w="1408" w:type="dxa"/>
             <w:tcMar>
               <w:top w:w="65" w:type="dxa"/>
               <w:left w:w="65" w:type="dxa"/>
@@ -14044,7 +14044,7 @@
         </w:tc>
         <w:tc>
           <w:tcPr>
-            <w:tcW w:w="3054" w:type="dxa"/>
+            <w:tcW w:w="2876" w:type="dxa"/>
             <w:tcMar>
               <w:top w:w="65" w:type="dxa"/>
               <w:left w:w="65" w:type="dxa"/>
@@ -14067,7 +14067,7 @@
         </w:tc>
         <w:tc>
           <w:tcPr>
-            <w:tcW w:w="2947" w:type="dxa"/>
+            <w:tcW w:w="3342" w:type="dxa"/>
             <w:tcMar>
               <w:top w:w="65" w:type="dxa"/>
               <w:left w:w="65" w:type="dxa"/>
@@ -14090,7 +14090,7 @@
         </w:tc>
         <w:tc>
           <w:tcPr>
-            <w:tcW w:w="2191" w:type="dxa"/>
+            <w:tcW w:w="2063" w:type="dxa"/>
             <w:tcMar>
               <w:top w:w="65" w:type="dxa"/>
               <w:left w:w="65" w:type="dxa"/>
@@ -14119,7 +14119,7 @@
         </w:trPr>
         <w:tc>
           <w:tcPr>
-            <w:tcW w:w="1496" w:type="dxa"/>
+            <w:tcW w:w="1408" w:type="dxa"/>
             <w:tcMar>
               <w:top w:w="65" w:type="dxa"/>
               <w:left w:w="65" w:type="dxa"/>
@@ -14142,7 +14142,7 @@
         </w:tc>
         <w:tc>
           <w:tcPr>
-            <w:tcW w:w="3054" w:type="dxa"/>
+            <w:tcW w:w="2876" w:type="dxa"/>
             <w:tcMar>
               <w:top w:w="65" w:type="dxa"/>
               <w:left w:w="65" w:type="dxa"/>
@@ -14165,7 +14165,7 @@
         </w:tc>
         <w:tc>
           <w:tcPr>
-            <w:tcW w:w="2947" w:type="dxa"/>
+            <w:tcW w:w="3342" w:type="dxa"/>
             <w:tcMar>
               <w:top w:w="65" w:type="dxa"/>
               <w:left w:w="65" w:type="dxa"/>
@@ -14194,7 +14194,7 @@
         </w:tc>
         <w:tc>
           <w:tcPr>
-            <w:tcW w:w="2191" w:type="dxa"/>
+            <w:tcW w:w="2063" w:type="dxa"/>
             <w:tcMar>
               <w:top w:w="65" w:type="dxa"/>
               <w:left w:w="65" w:type="dxa"/>
@@ -14223,7 +14223,7 @@
         </w:trPr>
         <w:tc>
           <w:tcPr>
-            <w:tcW w:w="1496" w:type="dxa"/>
+            <w:tcW w:w="1408" w:type="dxa"/>
             <w:tcMar>
               <w:top w:w="65" w:type="dxa"/>
               <w:left w:w="65" w:type="dxa"/>
@@ -14246,7 +14246,7 @@
         </w:tc>
         <w:tc>
           <w:tcPr>
-            <w:tcW w:w="3054" w:type="dxa"/>
+            <w:tcW w:w="2876" w:type="dxa"/>
             <w:tcMar>
               <w:top w:w="65" w:type="dxa"/>
               <w:left w:w="65" w:type="dxa"/>
@@ -14269,7 +14269,7 @@
         </w:tc>
         <w:tc>
           <w:tcPr>
-            <w:tcW w:w="2947" w:type="dxa"/>
+            <w:tcW w:w="3342" w:type="dxa"/>
             <w:tcMar>
               <w:top w:w="65" w:type="dxa"/>
               <w:left w:w="65" w:type="dxa"/>
@@ -14292,7 +14292,7 @@
         </w:tc>
         <w:tc>
           <w:tcPr>
-            <w:tcW w:w="2191" w:type="dxa"/>
+            <w:tcW w:w="2063" w:type="dxa"/>
             <w:tcMar>
               <w:top w:w="65" w:type="dxa"/>
               <w:left w:w="65" w:type="dxa"/>
@@ -14321,7 +14321,7 @@
         </w:trPr>
         <w:tc>
           <w:tcPr>
-            <w:tcW w:w="1496" w:type="dxa"/>
+            <w:tcW w:w="1408" w:type="dxa"/>
             <w:tcMar>
               <w:top w:w="65" w:type="dxa"/>
               <w:left w:w="65" w:type="dxa"/>
@@ -14338,13 +14338,14 @@
               <w:rPr>
                 <w:sz w:val="21"/>
               </w:rPr>
+              <w:lastRenderedPageBreak/>
               <w:t>Nhật Huy</w:t>
             </w:r>
           </w:p>
         </w:tc>
         <w:tc>
           <w:tcPr>
-            <w:tcW w:w="3054" w:type="dxa"/>
+            <w:tcW w:w="2876" w:type="dxa"/>
             <w:tcMar>
               <w:top w:w="65" w:type="dxa"/>
               <w:left w:w="65" w:type="dxa"/>
@@ -14367,7 +14368,7 @@
         </w:tc>
         <w:tc>
           <w:tcPr>
-            <w:tcW w:w="2947" w:type="dxa"/>
+            <w:tcW w:w="3342" w:type="dxa"/>
             <w:tcMar>
               <w:top w:w="65" w:type="dxa"/>
               <w:left w:w="65" w:type="dxa"/>
@@ -14384,13 +14385,13 @@
               <w:rPr>
                 <w:sz w:val="21"/>
               </w:rPr>
-              <w:t>C3 3/3 seed full; demo theo hồ sơ</w:t>
-            </w:r>
-          </w:p>
-        </w:tc>
-        <w:tc>
-          <w:tcPr>
-            <w:tcW w:w="2191" w:type="dxa"/>
+              <w:t>C3 chung 3/3 seed full; demo theo hồ sơ; đã nhận trainer/notebook/báo cáo C3 Huy</w:t>
+            </w:r>
+          </w:p>
+        </w:tc>
+        <w:tc>
+          <w:tcPr>
+            <w:tcW w:w="2063" w:type="dxa"/>
             <w:tcMar>
               <w:top w:w="65" w:type="dxa"/>
               <w:left w:w="65" w:type="dxa"/>
@@ -14448,11 +14449,7 @@
         <w:pStyle w:val="ListBullet"/>
       </w:pPr>
       <w:r>
-        <w:lastRenderedPageBreak/>
-        <w:t xml:space="preserve">Không còn mục thiếu trong summary A/B/C; hồ sơ kiểm </w:t>
-      </w:r>
-      <w:r>
-        <w:t>demo và đọc lỗi đã nêu trên. Nhóm cần xác nhận thông tin hành chính, đóng góp và kiểm demo khi chuyển máy.</w:t>
+        <w:t>Không còn mục thiếu trong summary A/B/C; hồ sơ kiểm demo và đọc lỗi đã nêu trên. Nhóm cần xác nhận thông tin hành chính, đóng góp và kiểm demo khi chuyển máy.</w:t>
       </w:r>
     </w:p>
     <w:p>
@@ -14461,6 +14458,41 @@
       </w:pPr>
       <w:r>
         <w:t>Mức hoàn thành được ghi theo artifacts hiện có; không xác nhận điểm số hoặc đã nộp giảng viên. Các thông tin hành chính và tỷ lệ đóng góp vẫn để trống cho nhóm xác nhận.</w:t>
+      </w:r>
+    </w:p>
+    <w:p>
+      <w:pPr>
+        <w:pStyle w:val="Heading3"/>
+      </w:pPr>
+      <w:r>
+        <w:t>6.1. Phần C3 Nhật Huy đã bàn giao</w:t>
+      </w:r>
+    </w:p>
+    <w:p>
+      <w:pPr>
+        <w:jc w:val="both"/>
+      </w:pPr>
+      <w:r>
+        <w:t xml:space="preserve">Đã tích hợp trainer/code C3, notebook/HTML, protocol, báo cáo ba seed, phân tích lỗi và demo Streamlit của Nhật Huy từ origin/main snapshot </w:t>
+      </w:r>
+      <w:r>
+        <w:t>3acdfc6. Ghi nhận đây là nguồn bàn giao của Huy, không quy thành công của Duy hoặc tự tính tỷ lệ đóng góp.</w:t>
+      </w:r>
+    </w:p>
+    <w:p>
+      <w:pPr>
+        <w:jc w:val="both"/>
+      </w:pPr>
+      <w:r>
+        <w:t>C3 Huy đạt Macro-F1 validation @0,5 0.4061 ± 0.0045; C3 trong pipeline chung đạt 0.4064 ± 0.0060. Hai bộ dùng trainer/protocol/môi trường riêng; Huy có gradient checkpointing và GPU RTX3050, khác môi trường chung RTX5060. Không gộp thành sáu seed và không gọi validation của Huy là test. Bảng A/B/C chính và lựa chọn BERT seed123 cho demo D giữ protocol đã khóa.</w:t>
+      </w:r>
+    </w:p>
+    <w:p>
+      <w:pPr>
+        <w:jc w:val="both"/>
+      </w:pPr>
+      <w:r>
+        <w:t>Demo chính là app.py (Gradio). Demo Streamlit riêng là app_distilbert_huy.py; chưa chạy lại suy luận từ bundle Huy trên máy hiện tại. Nhật Huy cần bàn giao đúng checkpoint/tokenizer/checksum hoặc tái lập môi trường riêng. Đối chiếu docs/TICH_HOP_C3_NHAT_HUY.md và reports/c3_distilbert/full/C3_RESULTS.md; không sửa log/HTML lịch sử để tạo ấn tượng đã chạy lại.</w:t>
       </w:r>
     </w:p>
     <w:p>
@@ -14519,7 +14551,11 @@
         <w:jc w:val="both"/>
       </w:pPr>
       <w:r>
-        <w:t>Quy trình đã áp dụng: đủ seed → tổng hợp validation → chọn C/ngưỡng → khóa protocol → test → đối chiếu lỗi/demo → hoàn thiện báo cáo. Bước tiếp theo là đọc code, tập bảo vệ, điền thông tin hành chính và xác nhận đóng góp. Script tạo báo cáo chỉ đọc artifacts, không chạy GPU, không thay summary và không tự gửi/nộp.</w:t>
+        <w:t xml:space="preserve">Quy trình đã áp dụng: đủ seed → tổng hợp validation → chọn C/ngưỡng → khóa protocol → test → đối chiếu lỗi/demo → hoàn thiện báo cáo. Bước tiếp theo là đọc code, tập bảo vệ, điền thông tin </w:t>
+      </w:r>
+      <w:r>
+        <w:lastRenderedPageBreak/>
+        <w:t>hành chính và xác nhận đóng góp. Script tạo báo cáo chỉ đọc artifacts, không chạy GPU, không thay summary và không tự gửi/nộp.</w:t>
       </w:r>
     </w:p>
     <w:p>
@@ -15104,31 +15140,31 @@
       </w:rPr>
     </w:lvl>
   </w:abstractNum>
-  <w:num w:numId="1" w16cid:durableId="1177308102">
+  <w:num w:numId="1" w16cid:durableId="849873942">
     <w:abstractNumId w:val="8"/>
   </w:num>
-  <w:num w:numId="2" w16cid:durableId="81949156">
+  <w:num w:numId="2" w16cid:durableId="1508055949">
     <w:abstractNumId w:val="6"/>
   </w:num>
-  <w:num w:numId="3" w16cid:durableId="1803649003">
+  <w:num w:numId="3" w16cid:durableId="326446475">
     <w:abstractNumId w:val="5"/>
   </w:num>
-  <w:num w:numId="4" w16cid:durableId="2051032369">
+  <w:num w:numId="4" w16cid:durableId="1812745224">
     <w:abstractNumId w:val="4"/>
   </w:num>
-  <w:num w:numId="5" w16cid:durableId="1278483056">
+  <w:num w:numId="5" w16cid:durableId="1793747521">
     <w:abstractNumId w:val="7"/>
   </w:num>
-  <w:num w:numId="6" w16cid:durableId="1428579496">
+  <w:num w:numId="6" w16cid:durableId="420496201">
     <w:abstractNumId w:val="3"/>
   </w:num>
-  <w:num w:numId="7" w16cid:durableId="1756128748">
+  <w:num w:numId="7" w16cid:durableId="578443454">
     <w:abstractNumId w:val="2"/>
   </w:num>
-  <w:num w:numId="8" w16cid:durableId="1695690672">
+  <w:num w:numId="8" w16cid:durableId="1507670358">
     <w:abstractNumId w:val="1"/>
   </w:num>
-  <w:num w:numId="9" w16cid:durableId="624039342">
+  <w:num w:numId="9" w16cid:durableId="205606730">
     <w:abstractNumId w:val="0"/>
   </w:num>
 </w:numbering>
